--- a/Solution_Architecture.docx
+++ b/Solution_Architecture.docx
@@ -85,7 +85,7 @@
           </w:tcPr>
           <w:p>
             <w:r>
-              <w:t>15 February 2025</w:t>
+              <w:t>29 September 2026</w:t>
             </w:r>
           </w:p>
         </w:tc>
@@ -263,27 +263,7 @@
           <w:sz w:val="24"/>
           <w:szCs w:val="24"/>
         </w:rPr>
-        <w:t xml:space="preserve">Describe the structure, characteristics, </w:t>
-      </w:r>
-      <w:proofErr w:type="spellStart"/>
-      <w:r>
-        <w:rPr>
-          <w:rFonts w:ascii="Arial" w:eastAsia="Arial" w:hAnsi="Arial" w:cs="Arial"/>
-          <w:color w:val="000000"/>
-          <w:sz w:val="24"/>
-          <w:szCs w:val="24"/>
-        </w:rPr>
-        <w:t>behavior</w:t>
-      </w:r>
-      <w:proofErr w:type="spellEnd"/>
-      <w:r>
-        <w:rPr>
-          <w:rFonts w:ascii="Arial" w:eastAsia="Arial" w:hAnsi="Arial" w:cs="Arial"/>
-          <w:color w:val="000000"/>
-          <w:sz w:val="24"/>
-          <w:szCs w:val="24"/>
-        </w:rPr>
-        <w:t>, and other aspects of the software to project stakeholders.</w:t>
+        <w:t xml:space="preserve">Describe the structure, characteristics, behavior, and other aspects of the software to project stakeholders.</w:t>
       </w:r>
     </w:p>
     <w:p>
